--- a/лаб1мои.docx
+++ b/лаб1мои.docx
@@ -512,7 +512,6 @@
     </w:p>
     <w:p>
       <w:pPr>
-        <w:jc w:val="right"/>
         <w:rPr>
           <w:rFonts w:ascii="PT Serif" w:hAnsi="PT Serif"/>
           <w:color w:val="595959" w:themeColor="text1" w:themeTint="A6"/>
@@ -530,24 +529,6 @@
     </w:p>
     <w:p>
       <w:pPr>
-        <w:jc w:val="right"/>
-        <w:rPr>
-          <w:rFonts w:ascii="PT Serif" w:hAnsi="PT Serif"/>
-          <w:color w:val="595959" w:themeColor="text1" w:themeTint="A6"/>
-        </w:rPr>
-      </w:pPr>
-    </w:p>
-    <w:p>
-      <w:pPr>
-        <w:jc w:val="right"/>
-        <w:rPr>
-          <w:rFonts w:ascii="PT Serif" w:hAnsi="PT Serif"/>
-          <w:color w:val="595959" w:themeColor="text1" w:themeTint="A6"/>
-        </w:rPr>
-      </w:pPr>
-    </w:p>
-    <w:p>
-      <w:pPr>
         <w:jc w:val="center"/>
         <w:rPr>
           <w:rFonts w:ascii="PT Serif" w:hAnsi="PT Serif"/>
@@ -556,45 +537,6 @@
           <w:szCs w:val="22"/>
         </w:rPr>
       </w:pPr>
-      <w:r>
-        <w:rPr>
-          <w:rFonts w:ascii="PT Serif" w:hAnsi="PT Serif"/>
-          <w:color w:val="595959" w:themeColor="text1" w:themeTint="A6"/>
-          <w:sz w:val="22"/>
-          <w:szCs w:val="22"/>
-        </w:rPr>
-        <w:t>Санкт-Петербург</w:t>
-      </w:r>
-    </w:p>
-    <w:p>
-      <w:pPr>
-        <w:jc w:val="center"/>
-        <w:rPr>
-          <w:rFonts w:ascii="PT Serif" w:hAnsi="PT Serif"/>
-          <w:color w:val="595959" w:themeColor="text1" w:themeTint="A6"/>
-          <w:sz w:val="22"/>
-          <w:szCs w:val="22"/>
-        </w:rPr>
-      </w:pPr>
-      <w:r>
-        <w:rPr>
-          <w:rFonts w:ascii="PT Serif" w:hAnsi="PT Serif"/>
-          <w:color w:val="595959" w:themeColor="text1" w:themeTint="A6"/>
-          <w:sz w:val="22"/>
-          <w:szCs w:val="22"/>
-        </w:rPr>
-        <w:t>202</w:t>
-      </w:r>
-      <w:r>
-        <w:rPr>
-          <w:rFonts w:ascii="PT Serif" w:hAnsi="PT Serif"/>
-          <w:color w:val="595959" w:themeColor="text1" w:themeTint="A6"/>
-          <w:sz w:val="22"/>
-          <w:szCs w:val="22"/>
-          <w:lang w:val="ru-RU"/>
-        </w:rPr>
-        <w:t>6</w:t>
-      </w:r>
       <w:r>
         <w:rPr>
           <w:rFonts w:ascii="PT Serif" w:hAnsi="PT Serif"/>
@@ -3418,7 +3360,7 @@
                     <pic:cNvPicPr/>
                   </pic:nvPicPr>
                   <pic:blipFill>
-                    <a:blip r:embed="rId5"/>
+                    <a:blip r:embed="rId7"/>
                     <a:stretch>
                       <a:fillRect/>
                     </a:stretch>
@@ -10246,6 +10188,7 @@
           <w:color w:val="595959" w:themeColor="text1" w:themeTint="A6"/>
           <w:sz w:val="28"/>
           <w:szCs w:val="28"/>
+          <w:lang w:val="ru-RU"/>
         </w:rPr>
       </w:pPr>
       <w:r>
@@ -11478,13 +11421,103 @@
       </w:pPr>
     </w:p>
     <w:sectPr>
+      <w:footerReference w:type="first" r:id="rId8"/>
       <w:pgSz w:w="11906" w:h="16838"/>
       <w:pgMar w:top="711" w:right="746" w:bottom="1178" w:left="720" w:header="720" w:footer="720" w:gutter="0"/>
       <w:cols w:space="720"/>
+      <w:titlePg/>
       <w:docGrid w:linePitch="360"/>
     </w:sectPr>
   </w:body>
 </w:document>
+</file>
+
+<file path=word/endnotes.xml><?xml version="1.0" encoding="utf-8"?>
+<w:endnotes xmlns:wpc="http://schemas.microsoft.com/office/word/2010/wordprocessingCanvas" xmlns:cx="http://schemas.microsoft.com/office/drawing/2014/chartex" xmlns:cx1="http://schemas.microsoft.com/office/drawing/2015/9/8/chartex" xmlns:cx2="http://schemas.microsoft.com/office/drawing/2015/10/21/chartex" xmlns:cx3="http://schemas.microsoft.com/office/drawing/2016/5/9/chartex" xmlns:cx4="http://schemas.microsoft.com/office/drawing/2016/5/10/chartex" xmlns:cx5="http://schemas.microsoft.com/office/drawing/2016/5/11/chartex" xmlns:cx6="http://schemas.microsoft.com/office/drawing/2016/5/12/chartex" xmlns:cx7="http://schemas.microsoft.com/office/drawing/2016/5/13/chartex" xmlns:cx8="http://schemas.microsoft.com/office/drawing/2016/5/14/chartex" xmlns:mc="http://schemas.openxmlformats.org/markup-compatibility/2006" xmlns:aink="http://schemas.microsoft.com/office/drawing/2016/ink" xmlns:am3d="http://schemas.microsoft.com/office/drawing/2017/model3d" xmlns:o="urn:schemas-microsoft-com:office:office" xmlns:oel="http://schemas.microsoft.com/office/2019/extlst" xmlns:r="http://schemas.openxmlformats.org/officeDocument/2006/relationships" xmlns:m="http://schemas.openxmlformats.org/officeDocument/2006/math" xmlns:v="urn:schemas-microsoft-com:vml" xmlns:wp14="http://schemas.microsoft.com/office/word/2010/wordprocessingDrawing" xmlns:wp="http://schemas.openxmlformats.org/drawingml/2006/wordprocessingDrawing" xmlns:w10="urn:schemas-microsoft-com:office:word" xmlns:w="http://schemas.openxmlformats.org/wordprocessingml/2006/main" xmlns:w14="http://schemas.microsoft.com/office/word/2010/wordml" xmlns:w15="http://schemas.microsoft.com/office/word/2012/wordml" xmlns:w16cex="http://schemas.microsoft.com/office/word/2018/wordml/cex" xmlns:w16cid="http://schemas.microsoft.com/office/word/2016/wordml/cid" xmlns:w16="http://schemas.microsoft.com/office/word/2018/wordml" xmlns:w16sdtdh="http://schemas.microsoft.com/office/word/2020/wordml/sdtdatahash" xmlns:w16se="http://schemas.microsoft.com/office/word/2015/wordml/symex" xmlns:wpg="http://schemas.microsoft.com/office/word/2010/wordprocessingGroup" xmlns:wpi="http://schemas.microsoft.com/office/word/2010/wordprocessingInk" xmlns:wne="http://schemas.microsoft.com/office/word/2006/wordml" xmlns:wps="http://schemas.microsoft.com/office/word/2010/wordprocessingShape" mc:Ignorable="w14 w15 w16se w16cid w16 w16cex w16sdtdh wp14">
+  <w:endnote w:type="separator" w:id="-1">
+    <w:p>
+      <w:r>
+        <w:separator/>
+      </w:r>
+    </w:p>
+  </w:endnote>
+  <w:endnote w:type="continuationSeparator" w:id="0">
+    <w:p>
+      <w:r>
+        <w:continuationSeparator/>
+      </w:r>
+    </w:p>
+  </w:endnote>
+</w:endnotes>
+</file>
+
+<file path=word/footer1.xml><?xml version="1.0" encoding="utf-8"?>
+<w:ftr xmlns:wpc="http://schemas.microsoft.com/office/word/2010/wordprocessingCanvas" xmlns:cx="http://schemas.microsoft.com/office/drawing/2014/chartex" xmlns:cx1="http://schemas.microsoft.com/office/drawing/2015/9/8/chartex" xmlns:cx2="http://schemas.microsoft.com/office/drawing/2015/10/21/chartex" xmlns:cx3="http://schemas.microsoft.com/office/drawing/2016/5/9/chartex" xmlns:cx4="http://schemas.microsoft.com/office/drawing/2016/5/10/chartex" xmlns:cx5="http://schemas.microsoft.com/office/drawing/2016/5/11/chartex" xmlns:cx6="http://schemas.microsoft.com/office/drawing/2016/5/12/chartex" xmlns:cx7="http://schemas.microsoft.com/office/drawing/2016/5/13/chartex" xmlns:cx8="http://schemas.microsoft.com/office/drawing/2016/5/14/chartex" xmlns:mc="http://schemas.openxmlformats.org/markup-compatibility/2006" xmlns:aink="http://schemas.microsoft.com/office/drawing/2016/ink" xmlns:am3d="http://schemas.microsoft.com/office/drawing/2017/model3d" xmlns:o="urn:schemas-microsoft-com:office:office" xmlns:oel="http://schemas.microsoft.com/office/2019/extlst" xmlns:r="http://schemas.openxmlformats.org/officeDocument/2006/relationships" xmlns:m="http://schemas.openxmlformats.org/officeDocument/2006/math" xmlns:v="urn:schemas-microsoft-com:vml" xmlns:wp14="http://schemas.microsoft.com/office/word/2010/wordprocessingDrawing" xmlns:wp="http://schemas.openxmlformats.org/drawingml/2006/wordprocessingDrawing" xmlns:w10="urn:schemas-microsoft-com:office:word" xmlns:w="http://schemas.openxmlformats.org/wordprocessingml/2006/main" xmlns:w14="http://schemas.microsoft.com/office/word/2010/wordml" xmlns:w15="http://schemas.microsoft.com/office/word/2012/wordml" xmlns:w16cex="http://schemas.microsoft.com/office/word/2018/wordml/cex" xmlns:w16cid="http://schemas.microsoft.com/office/word/2016/wordml/cid" xmlns:w16="http://schemas.microsoft.com/office/word/2018/wordml" xmlns:w16sdtdh="http://schemas.microsoft.com/office/word/2020/wordml/sdtdatahash" xmlns:w16se="http://schemas.microsoft.com/office/word/2015/wordml/symex" xmlns:wpg="http://schemas.microsoft.com/office/word/2010/wordprocessingGroup" xmlns:wpi="http://schemas.microsoft.com/office/word/2010/wordprocessingInk" xmlns:wne="http://schemas.microsoft.com/office/word/2006/wordml" xmlns:wps="http://schemas.microsoft.com/office/word/2010/wordprocessingShape" mc:Ignorable="w14 w15 w16se w16cid w16 w16cex w16sdtdh wp14">
+  <w:p>
+    <w:pPr>
+      <w:jc w:val="center"/>
+      <w:rPr>
+        <w:rFonts w:ascii="PT Serif" w:hAnsi="PT Serif"/>
+        <w:color w:val="595959" w:themeColor="text1" w:themeTint="A6"/>
+        <w:sz w:val="22"/>
+        <w:szCs w:val="22"/>
+      </w:rPr>
+    </w:pPr>
+    <w:r>
+      <w:rPr>
+        <w:rFonts w:ascii="PT Serif" w:hAnsi="PT Serif"/>
+        <w:color w:val="595959" w:themeColor="text1" w:themeTint="A6"/>
+        <w:sz w:val="22"/>
+        <w:szCs w:val="22"/>
+      </w:rPr>
+      <w:t>Санкт-Петербург</w:t>
+    </w:r>
+  </w:p>
+  <w:p>
+    <w:pPr>
+      <w:pStyle w:val="aa"/>
+      <w:jc w:val="center"/>
+    </w:pPr>
+    <w:r>
+      <w:rPr>
+        <w:rFonts w:ascii="PT Serif" w:hAnsi="PT Serif"/>
+        <w:color w:val="595959" w:themeColor="text1" w:themeTint="A6"/>
+        <w:sz w:val="22"/>
+        <w:szCs w:val="22"/>
+      </w:rPr>
+      <w:t>202</w:t>
+    </w:r>
+    <w:r>
+      <w:rPr>
+        <w:rFonts w:ascii="PT Serif" w:hAnsi="PT Serif"/>
+        <w:color w:val="595959" w:themeColor="text1" w:themeTint="A6"/>
+        <w:sz w:val="22"/>
+        <w:szCs w:val="22"/>
+        <w:lang w:val="ru-RU"/>
+      </w:rPr>
+      <w:t>6</w:t>
+    </w:r>
+  </w:p>
+</w:ftr>
+</file>
+
+<file path=word/footnotes.xml><?xml version="1.0" encoding="utf-8"?>
+<w:footnotes xmlns:wpc="http://schemas.microsoft.com/office/word/2010/wordprocessingCanvas" xmlns:cx="http://schemas.microsoft.com/office/drawing/2014/chartex" xmlns:cx1="http://schemas.microsoft.com/office/drawing/2015/9/8/chartex" xmlns:cx2="http://schemas.microsoft.com/office/drawing/2015/10/21/chartex" xmlns:cx3="http://schemas.microsoft.com/office/drawing/2016/5/9/chartex" xmlns:cx4="http://schemas.microsoft.com/office/drawing/2016/5/10/chartex" xmlns:cx5="http://schemas.microsoft.com/office/drawing/2016/5/11/chartex" xmlns:cx6="http://schemas.microsoft.com/office/drawing/2016/5/12/chartex" xmlns:cx7="http://schemas.microsoft.com/office/drawing/2016/5/13/chartex" xmlns:cx8="http://schemas.microsoft.com/office/drawing/2016/5/14/chartex" xmlns:mc="http://schemas.openxmlformats.org/markup-compatibility/2006" xmlns:aink="http://schemas.microsoft.com/office/drawing/2016/ink" xmlns:am3d="http://schemas.microsoft.com/office/drawing/2017/model3d" xmlns:o="urn:schemas-microsoft-com:office:office" xmlns:oel="http://schemas.microsoft.com/office/2019/extlst" xmlns:r="http://schemas.openxmlformats.org/officeDocument/2006/relationships" xmlns:m="http://schemas.openxmlformats.org/officeDocument/2006/math" xmlns:v="urn:schemas-microsoft-com:vml" xmlns:wp14="http://schemas.microsoft.com/office/word/2010/wordprocessingDrawing" xmlns:wp="http://schemas.openxmlformats.org/drawingml/2006/wordprocessingDrawing" xmlns:w10="urn:schemas-microsoft-com:office:word" xmlns:w="http://schemas.openxmlformats.org/wordprocessingml/2006/main" xmlns:w14="http://schemas.microsoft.com/office/word/2010/wordml" xmlns:w15="http://schemas.microsoft.com/office/word/2012/wordml" xmlns:w16cex="http://schemas.microsoft.com/office/word/2018/wordml/cex" xmlns:w16cid="http://schemas.microsoft.com/office/word/2016/wordml/cid" xmlns:w16="http://schemas.microsoft.com/office/word/2018/wordml" xmlns:w16sdtdh="http://schemas.microsoft.com/office/word/2020/wordml/sdtdatahash" xmlns:w16se="http://schemas.microsoft.com/office/word/2015/wordml/symex" xmlns:wpg="http://schemas.microsoft.com/office/word/2010/wordprocessingGroup" xmlns:wpi="http://schemas.microsoft.com/office/word/2010/wordprocessingInk" xmlns:wne="http://schemas.microsoft.com/office/word/2006/wordml" xmlns:wps="http://schemas.microsoft.com/office/word/2010/wordprocessingShape" mc:Ignorable="w14 w15 w16se w16cid w16 w16cex w16sdtdh wp14">
+  <w:footnote w:type="separator" w:id="-1">
+    <w:p>
+      <w:r>
+        <w:separator/>
+      </w:r>
+    </w:p>
+  </w:footnote>
+  <w:footnote w:type="continuationSeparator" w:id="0">
+    <w:p>
+      <w:r>
+        <w:continuationSeparator/>
+      </w:r>
+    </w:p>
+  </w:footnote>
+</w:footnotes>
 </file>
 
 <file path=word/numbering.xml><?xml version="1.0" encoding="utf-8"?>
@@ -15129,6 +15162,60 @@
       </w:tcPr>
     </w:tblStylePr>
   </w:style>
+  <w:style w:type="paragraph" w:styleId="a8">
+    <w:name w:val="header"/>
+    <w:basedOn w:val="a"/>
+    <w:link w:val="a9"/>
+    <w:uiPriority w:val="99"/>
+    <w:unhideWhenUsed/>
+    <w:rsid w:val="00CA06A6"/>
+    <w:pPr>
+      <w:tabs>
+        <w:tab w:val="center" w:pos="4513"/>
+        <w:tab w:val="right" w:pos="9026"/>
+      </w:tabs>
+    </w:pPr>
+  </w:style>
+  <w:style w:type="character" w:customStyle="1" w:styleId="a9">
+    <w:name w:val="Верхний колонтитул Знак"/>
+    <w:basedOn w:val="a0"/>
+    <w:link w:val="a8"/>
+    <w:uiPriority w:val="99"/>
+    <w:rsid w:val="00CA06A6"/>
+    <w:rPr>
+      <w:rFonts w:ascii="Times New Roman" w:eastAsia="Times New Roman" w:hAnsi="Times New Roman" w:cs="Times New Roman"/>
+      <w:kern w:val="0"/>
+      <w:lang w:eastAsia="ru-RU"/>
+      <w14:ligatures w14:val="none"/>
+    </w:rPr>
+  </w:style>
+  <w:style w:type="paragraph" w:styleId="aa">
+    <w:name w:val="footer"/>
+    <w:basedOn w:val="a"/>
+    <w:link w:val="ab"/>
+    <w:uiPriority w:val="99"/>
+    <w:unhideWhenUsed/>
+    <w:rsid w:val="00CA06A6"/>
+    <w:pPr>
+      <w:tabs>
+        <w:tab w:val="center" w:pos="4513"/>
+        <w:tab w:val="right" w:pos="9026"/>
+      </w:tabs>
+    </w:pPr>
+  </w:style>
+  <w:style w:type="character" w:customStyle="1" w:styleId="ab">
+    <w:name w:val="Нижний колонтитул Знак"/>
+    <w:basedOn w:val="a0"/>
+    <w:link w:val="aa"/>
+    <w:uiPriority w:val="99"/>
+    <w:rsid w:val="00CA06A6"/>
+    <w:rPr>
+      <w:rFonts w:ascii="Times New Roman" w:eastAsia="Times New Roman" w:hAnsi="Times New Roman" w:cs="Times New Roman"/>
+      <w:kern w:val="0"/>
+      <w:lang w:eastAsia="ru-RU"/>
+      <w14:ligatures w14:val="none"/>
+    </w:rPr>
+  </w:style>
 </w:styles>
 </file>
 
